--- a/templates/SNSGLOBLE/KSA/Annexure.docx
+++ b/templates/SNSGLOBLE/KSA/Annexure.docx
@@ -106,21 +106,6 @@
         <w:ind w:right="-1566"/>
       </w:pPr>
       <w:r>
-        <w:t xml:space="preserve">Legal Status (Company / Establishment / Individual): </w:t>
-      </w:r>
-      <w:r>
-        <w:rPr>
-          <w:b/>
-          <w:color w:val="000000" w:themeColor="text1"/>
-        </w:rPr>
-        <w:t>{{LEGAL_STATUS}}</w:t>
-      </w:r>
-    </w:p>
-    <w:p>
-      <w:pPr>
-        <w:ind w:right="-1566"/>
-      </w:pPr>
-      <w:r>
         <w:t xml:space="preserve">Business / Commercial Registration / Trade Licence No/ </w:t>
       </w:r>
       <w:r>
@@ -178,51 +163,6 @@
           <w:color w:val="000000" w:themeColor="text1"/>
         </w:rPr>
         <w:t>{{SPADD}}</w:t>
-      </w:r>
-    </w:p>
-    <w:p>
-      <w:pPr>
-        <w:ind w:right="-1566"/>
-        <w:rPr>
-          <w:b/>
-          <w:color w:val="FF0000"/>
-        </w:rPr>
-      </w:pPr>
-      <w:r>
-        <w:t xml:space="preserve">Authorised Signatory (Name &amp; Designation): </w:t>
-      </w:r>
-      <w:r>
-        <w:rPr>
-          <w:b/>
-          <w:color w:val="000000" w:themeColor="text1"/>
-        </w:rPr>
-        <w:t>{{AUTHORISED_SIGNATORY}}</w:t>
-      </w:r>
-      <w:r>
-        <w:rPr>
-          <w:b/>
-          <w:color w:val="FF0000"/>
-        </w:rPr>
-        <w:t xml:space="preserve"> </w:t>
-      </w:r>
-    </w:p>
-    <w:p>
-      <w:pPr>
-        <w:ind w:right="-1566"/>
-        <w:rPr>
-          <w:b/>
-          <w:color w:val="FF0000"/>
-        </w:rPr>
-      </w:pPr>
-      <w:r>
-        <w:t xml:space="preserve">Passport / ID No. of Authorized Signatory: </w:t>
-      </w:r>
-      <w:r>
-        <w:rPr>
-          <w:b/>
-          <w:color w:val="000000" w:themeColor="text1"/>
-        </w:rPr>
-        <w:t>{{ID_NO}}</w:t>
       </w:r>
     </w:p>
     <w:p>
@@ -397,7 +337,6 @@
     </w:p>
     <w:p>
       <w:r>
-        <w:lastRenderedPageBreak/>
         <w:t>3. To jointly undertake compliance with the provisions of the Emigration Act, 1983 and instructions issued by the Government of India for processing Emigration Clearance through the eMigrate system.</w:t>
       </w:r>
     </w:p>
@@ -406,6 +345,7 @@
         <w:pStyle w:val="Heading2"/>
       </w:pPr>
       <w:r>
+        <w:lastRenderedPageBreak/>
         <w:t>4. Authorisation by Foreign Employer</w:t>
       </w:r>
     </w:p>
@@ -707,7 +647,6 @@
         <w:pStyle w:val="Heading2"/>
       </w:pPr>
       <w:r>
-        <w:lastRenderedPageBreak/>
         <w:t>7. Declarations and Undertakings</w:t>
       </w:r>
     </w:p>
@@ -721,6 +660,7 @@
         <w:pStyle w:val="Heading2"/>
       </w:pPr>
       <w:r>
+        <w:lastRenderedPageBreak/>
         <w:t>8. Signatures</w:t>
       </w:r>
     </w:p>
